--- a/assets/cases/Lakeside_Diabetes_Management_Case.docx
+++ b/assets/cases/Lakeside_Diabetes_Management_Case.docx
@@ -17,10 +17,7 @@
         <w:pStyle w:val="CaseSubtitle"/>
       </w:pPr>
       <w:r>
-        <w:t xml:space="preserve">The </w:t>
-      </w:r>
-      <w:r>
-        <w:t>Next Ninety Days</w:t>
+        <w:t>The Next Ninety Days</w:t>
       </w:r>
     </w:p>
     <w:p>
@@ -37,25 +34,7 @@
           <w:iCs/>
           <w:color w:val="808080" w:themeColor="background1" w:themeShade="80"/>
         </w:rPr>
-        <w:t xml:space="preserve">A business case on managing Type 2 diabetes </w:t>
-      </w:r>
-      <w:proofErr w:type="gramStart"/>
-      <w:r>
-        <w:rPr>
-          <w:i/>
-          <w:iCs/>
-          <w:color w:val="808080" w:themeColor="background1" w:themeShade="80"/>
-        </w:rPr>
-        <w:t>when</w:t>
-      </w:r>
-      <w:proofErr w:type="gramEnd"/>
-      <w:r>
-        <w:rPr>
-          <w:i/>
-          <w:iCs/>
-          <w:color w:val="808080" w:themeColor="background1" w:themeShade="80"/>
-        </w:rPr>
-        <w:t xml:space="preserve"> clinical response, daily behavior, technology, and affordability are difficult to separate</w:t>
+        <w:t>A business case on managing Type 2 diabetes when clinical response, daily behavior, technology, and affordability are difficult to separate</w:t>
       </w:r>
     </w:p>
     <w:p>
@@ -140,20 +119,18 @@
     </w:p>
     <w:p>
       <w:r>
-        <w:t xml:space="preserve">The number did not reveal what had gone wrong. Reed had stopped taking metformin after recurring gastrointestinal symptoms. He took a second oral medication most days, but not consistently when his shifts changed. He had lost eight pounds in the spring, regained five during a summer of overtime, and missed two appointments while caring for his mother. A short continuous glucose monitor trial </w:t>
+        <w:t>The number did not reveal what had gone wrong. Reed had stopped taking metformin after recurring gastrointestinal symptoms. He took a second oral medication most days, but not consistently when his shifts changed. He had lost eight pounds in the spring, regained five during a summer of overtime, and missed two appointments while caring for his mother. A short continuous glucose monitor trial had shown</w:t>
       </w:r>
-      <w:proofErr w:type="gramStart"/>
-      <w:r>
-        <w:t>had shown</w:t>
-      </w:r>
-      <w:proofErr w:type="gramEnd"/>
       <w:r>
         <w:t xml:space="preserve"> sharp increases after late-night meals, but also two overnight readings low enough to concern the clinic pharmacist.</w:t>
       </w:r>
     </w:p>
     <w:p>
       <w:r>
-        <w:t>Park had scheduled a 30-minute case conference with a clinical pharmacist, diabetes educator, nurse care manager, and financial counselor. The group had to recommend a plan for the next ninety days. Options included adjusting medications, adding an injectable therapy, prescribing longer-term glucose monitoring, intensifying nutrition and exercise support, arranging more frequent contact, or simplifying the plan. Each option imposed different costs and burdens on Reed and the clinic. None guaranteed that the resulting plan would be followed—or that his body would respond as expected.</w:t>
+        <w:t>Park had scheduled a 30-minute case conference with a clinical pharmacist, diabetes educator, nurse care manager, and financial counselor. The group had to recommend a plan for the next ninety days. Options included adjusting medications, adding an injectable therapy, prescribing longer-term glucose monitoring, intensifying nutrition and exercise support, arranging more frequent contact, or simplifying the plan. Each option imposed different costs and burdens on Reed and the clinic. None guaranteed that the</w:t>
+      </w:r>
+      <w:r>
+        <w:t xml:space="preserve"> resulting plan would be followed—or that his body would respond as expected.</w:t>
       </w:r>
     </w:p>
     <w:p>
@@ -2188,7 +2165,135 @@
       </w:pPr>
       <w:r>
         <w:lastRenderedPageBreak/>
-        <w:t>Framing questions</w:t>
+        <w:t>Discussion Questions</w:t>
+      </w:r>
+    </w:p>
+    <w:p>
+      <w:pPr>
+        <w:pStyle w:val="ListParagraph"/>
+        <w:numPr>
+          <w:ilvl w:val="0"/>
+          <w:numId w:val="12"/>
+        </w:numPr>
+      </w:pPr>
+      <w:r>
+        <w:t>What is the central problem facing Park and the Lakeside team? Which reported numbers are most informative, and which may conceal important variation?</w:t>
+      </w:r>
+    </w:p>
+    <w:p>
+      <w:pPr>
+        <w:pStyle w:val="ListParagraph"/>
+        <w:numPr>
+          <w:ilvl w:val="0"/>
+          <w:numId w:val="12"/>
+        </w:numPr>
+      </w:pPr>
+      <w:r>
+        <w:t>How should Reed’s immediate risk of high or low glucose be balanced against the possibility of complications that may develop over many years?</w:t>
+      </w:r>
+    </w:p>
+    <w:p>
+      <w:pPr>
+        <w:pStyle w:val="ListParagraph"/>
+        <w:numPr>
+          <w:ilvl w:val="0"/>
+          <w:numId w:val="12"/>
+        </w:numPr>
+      </w:pPr>
+      <w:r>
+        <w:t>What additional information would be most valuable before selecting a treatment plan? How should the team obtain it?</w:t>
+      </w:r>
+    </w:p>
+    <w:p>
+      <w:pPr>
+        <w:pStyle w:val="ListParagraph"/>
+        <w:numPr>
+          <w:ilvl w:val="0"/>
+          <w:numId w:val="12"/>
+        </w:numPr>
+      </w:pPr>
+      <w:r>
+        <w:t>Should the team intensify treatment immediately, simplify the regimen, or collect more observations first?</w:t>
+      </w:r>
+    </w:p>
+    <w:p>
+      <w:pPr>
+        <w:pStyle w:val="ListParagraph"/>
+        <w:numPr>
+          <w:ilvl w:val="0"/>
+          <w:numId w:val="12"/>
+        </w:numPr>
+      </w:pPr>
+      <w:r>
+        <w:t>How should affordability and insurance uncertainty influence a plan that may be clinically attractive?</w:t>
+      </w:r>
+    </w:p>
+    <w:p>
+      <w:pPr>
+        <w:pStyle w:val="ListParagraph"/>
+        <w:numPr>
+          <w:ilvl w:val="0"/>
+          <w:numId w:val="12"/>
+        </w:numPr>
+      </w:pPr>
+      <w:r>
+        <w:t>What parts of the plan should be determined by the clinician, and what choices should be left primarily to Reed?</w:t>
+      </w:r>
+    </w:p>
+    <w:p>
+      <w:pPr>
+        <w:pStyle w:val="ListParagraph"/>
+        <w:numPr>
+          <w:ilvl w:val="0"/>
+          <w:numId w:val="12"/>
+        </w:numPr>
+      </w:pPr>
+      <w:r>
+        <w:t>How should Lakeside respond if Reed follows only some elements of the plan?</w:t>
+      </w:r>
+    </w:p>
+    <w:p>
+      <w:pPr>
+        <w:pStyle w:val="ListParagraph"/>
+        <w:numPr>
+          <w:ilvl w:val="0"/>
+          <w:numId w:val="12"/>
+        </w:numPr>
+      </w:pPr>
+      <w:r>
+        <w:t>What conditions should trigger a treatment change before the ninety-day review?</w:t>
+      </w:r>
+    </w:p>
+    <w:p>
+      <w:pPr>
+        <w:pStyle w:val="ListParagraph"/>
+        <w:numPr>
+          <w:ilvl w:val="0"/>
+          <w:numId w:val="12"/>
+        </w:numPr>
+      </w:pPr>
+      <w:r>
+        <w:t>How should the clinic allocate limited pharmacist, educator, and care-manager capacity among Reed and other patients?</w:t>
+      </w:r>
+    </w:p>
+    <w:p>
+      <w:pPr>
+        <w:pStyle w:val="ListParagraph"/>
+        <w:numPr>
+          <w:ilvl w:val="0"/>
+          <w:numId w:val="12"/>
+        </w:numPr>
+      </w:pPr>
+      <w:r>
+        <w:t>What would constitute success after ninety days if glucose control, low-glucose risk, cost, treatment burden, and sustainability point in different directions?</w:t>
+      </w:r>
+    </w:p>
+    <w:p>
+      <w:pPr>
+        <w:pStyle w:val="Heading1"/>
+      </w:pPr>
+      <w:r>
+        <w:t>Decision Framing Questions</w:t>
       </w:r>
     </w:p>
     <w:p>
@@ -2200,15 +2305,7 @@
         </w:numPr>
       </w:pPr>
       <w:r>
-        <w:t xml:space="preserve">Identify the different metrics that can be used to evaluate every aspect of the performance of the system?  Organize these into a pyramid to indicate </w:t>
-      </w:r>
-      <w:proofErr w:type="gramStart"/>
-      <w:r>
-        <w:t>the relative</w:t>
-      </w:r>
-      <w:proofErr w:type="gramEnd"/>
-      <w:r>
-        <w:t xml:space="preserve"> importance, following the style given here.</w:t>
+        <w:t>Identify the different metrics that can be used to evaluate every aspect of the performance of the system?  Organize these into a pyramid to indicate the relative importance, following the style given here.</w:t>
       </w:r>
     </w:p>
     <w:p>
@@ -2372,143 +2469,7 @@
         </w:numPr>
       </w:pPr>
       <w:r>
-        <w:t xml:space="preserve">Using the same </w:t>
-      </w:r>
-      <w:proofErr w:type="gramStart"/>
-      <w:r>
-        <w:t>decision</w:t>
-      </w:r>
-      <w:proofErr w:type="gramEnd"/>
-      <w:r>
-        <w:t xml:space="preserve"> you identified in (6), identify the people, departments, groups or organizations that you would need to work with to implement the decision?</w:t>
-      </w:r>
-    </w:p>
-    <w:p>
-      <w:pPr>
-        <w:pStyle w:val="Heading1"/>
-      </w:pPr>
-      <w:r>
-        <w:t>Discussion Questions</w:t>
-      </w:r>
-    </w:p>
-    <w:p>
-      <w:pPr>
-        <w:pStyle w:val="ListParagraph"/>
-        <w:numPr>
-          <w:ilvl w:val="0"/>
-          <w:numId w:val="12"/>
-        </w:numPr>
-      </w:pPr>
-      <w:r>
-        <w:t>What is the central problem facing Park and the Lakeside team? Which reported numbers are most informative, and which may conceal important variation?</w:t>
-      </w:r>
-    </w:p>
-    <w:p>
-      <w:pPr>
-        <w:pStyle w:val="ListParagraph"/>
-        <w:numPr>
-          <w:ilvl w:val="0"/>
-          <w:numId w:val="12"/>
-        </w:numPr>
-      </w:pPr>
-      <w:r>
-        <w:t>How should Reed’s immediate risk of high or low glucose be balanced against the possibility of complications that may develop over many years?</w:t>
-      </w:r>
-    </w:p>
-    <w:p>
-      <w:pPr>
-        <w:pStyle w:val="ListParagraph"/>
-        <w:numPr>
-          <w:ilvl w:val="0"/>
-          <w:numId w:val="12"/>
-        </w:numPr>
-      </w:pPr>
-      <w:r>
-        <w:t>What additional information would be most valuable before selecting a treatment plan? How should the team obtain it?</w:t>
-      </w:r>
-    </w:p>
-    <w:p>
-      <w:pPr>
-        <w:pStyle w:val="ListParagraph"/>
-        <w:numPr>
-          <w:ilvl w:val="0"/>
-          <w:numId w:val="12"/>
-        </w:numPr>
-      </w:pPr>
-      <w:r>
-        <w:t>Should the team intensify treatment immediately, simplify the regimen, or collect more observations first?</w:t>
-      </w:r>
-    </w:p>
-    <w:p>
-      <w:pPr>
-        <w:pStyle w:val="ListParagraph"/>
-        <w:numPr>
-          <w:ilvl w:val="0"/>
-          <w:numId w:val="12"/>
-        </w:numPr>
-      </w:pPr>
-      <w:r>
-        <w:t>How should affordability and insurance uncertainty influence a plan that may be clinically attractive?</w:t>
-      </w:r>
-    </w:p>
-    <w:p>
-      <w:pPr>
-        <w:pStyle w:val="ListParagraph"/>
-        <w:numPr>
-          <w:ilvl w:val="0"/>
-          <w:numId w:val="12"/>
-        </w:numPr>
-      </w:pPr>
-      <w:r>
-        <w:t>What parts of the plan should be determined by the clinician, and what choices should be left primarily to Reed?</w:t>
-      </w:r>
-    </w:p>
-    <w:p>
-      <w:pPr>
-        <w:pStyle w:val="ListParagraph"/>
-        <w:numPr>
-          <w:ilvl w:val="0"/>
-          <w:numId w:val="12"/>
-        </w:numPr>
-      </w:pPr>
-      <w:r>
-        <w:t>How should Lakeside respond if Reed follows only some elements of the plan?</w:t>
-      </w:r>
-    </w:p>
-    <w:p>
-      <w:pPr>
-        <w:pStyle w:val="ListParagraph"/>
-        <w:numPr>
-          <w:ilvl w:val="0"/>
-          <w:numId w:val="12"/>
-        </w:numPr>
-      </w:pPr>
-      <w:r>
-        <w:t>What conditions should trigger a treatment change before the ninety-day review?</w:t>
-      </w:r>
-    </w:p>
-    <w:p>
-      <w:pPr>
-        <w:pStyle w:val="ListParagraph"/>
-        <w:numPr>
-          <w:ilvl w:val="0"/>
-          <w:numId w:val="12"/>
-        </w:numPr>
-      </w:pPr>
-      <w:r>
-        <w:t>How should the clinic allocate limited pharmacist, educator, and care-manager capacity among Reed and other patients?</w:t>
-      </w:r>
-    </w:p>
-    <w:p>
-      <w:pPr>
-        <w:pStyle w:val="ListParagraph"/>
-        <w:numPr>
-          <w:ilvl w:val="0"/>
-          <w:numId w:val="12"/>
-        </w:numPr>
-      </w:pPr>
-      <w:r>
-        <w:t>What would constitute success after ninety days if glucose control, low-glucose risk, cost, treatment burden, and sustainability point in different directions?</w:t>
+        <w:t>Using the same decision you identified in (6), identify the people, departments, groups or organizations that you would need to work with to implement the decision?</w:t>
       </w:r>
     </w:p>
     <w:p>
@@ -2529,24 +2490,7 @@
         <w:t xml:space="preserve">Public data used to motivate the setting include the Centers for Disease Control and Prevention, National Diabetes Statistics Report (updated January 2026), which estimates 40.1 million people with diabetes in the United States in 2023 and 115.2 million adults with prediabetes; CDC’s Diabetes Basics, which reports that </w:t>
       </w:r>
       <w:r>
-        <w:lastRenderedPageBreak/>
-        <w:t xml:space="preserve">Type 2 diabetes represents approximately 90–95 percent of diagnosed cases; and National Institute of Diabetes and Digestive and Kidney Diseases estimates placing the 2022 cost of diagnosed diabetes at $412.9 billion. CDC also reports that diabetes-related medical costs are more than twice as high for people with diabetes as for people without it. All </w:t>
-      </w:r>
-      <w:proofErr w:type="gramStart"/>
-      <w:r>
-        <w:t>patient</w:t>
-      </w:r>
-      <w:proofErr w:type="gramEnd"/>
-      <w:r>
-        <w:t xml:space="preserve">, </w:t>
-      </w:r>
-      <w:proofErr w:type="gramStart"/>
-      <w:r>
-        <w:t>clinic</w:t>
-      </w:r>
-      <w:proofErr w:type="gramEnd"/>
-      <w:r>
-        <w:t>, treatment, insurance, and financial data in the case are fictional and are not intended to guide medical care.</w:t>
+        <w:t>Type 2 diabetes represents approximately 90–95 percent of diagnosed cases; and National Institute of Diabetes and Digestive and Kidney Diseases estimates placing the 2022 cost of diagnosed diabetes at $412.9 billion. CDC also reports that diabetes-related medical costs are more than twice as high for people with diabetes as for people without it. All patient, clinic, treatment, insurance, and financial data in the case are fictional and are not intended to guide medical care.</w:t>
       </w:r>
     </w:p>
     <w:p>
@@ -2567,15 +2511,7 @@
     </w:p>
     <w:p>
       <w:r>
-        <w:t xml:space="preserve">Write a </w:t>
-      </w:r>
-      <w:proofErr w:type="gramStart"/>
-      <w:r>
-        <w:t>4-6 page</w:t>
-      </w:r>
-      <w:proofErr w:type="gramEnd"/>
-      <w:r>
-        <w:t xml:space="preserve"> case study based on the material in the section at https://warrenpowell.org/bridging-vol1/chapter-2/#managing-type-2-diabetes. Create a context based on the metrics, decisions and uncertainties in the section, but without explicitly calling attention to them. motivate your case problem with data.</w:t>
+        <w:t>Write a 4-6 page case study based on the material in the section at https://warrenpowell.org/bridging-vol1/chapter-2/#managing-type-2-diabetes. Create a context based on the metrics, decisions and uncertainties in the section, but without explicitly calling attention to them. motivate your case problem with data.</w:t>
       </w:r>
     </w:p>
     <w:p>

--- a/assets/cases/Lakeside_Diabetes_Management_Case.docx
+++ b/assets/cases/Lakeside_Diabetes_Management_Case.docx
@@ -2305,7 +2305,7 @@
         </w:numPr>
       </w:pPr>
       <w:r>
-        <w:t>Identify the different metrics that can be used to evaluate every aspect of the performance of the system?  Organize these into a pyramid to indicate the relative importance, following the style given here.</w:t>
+        <w:t xml:space="preserve">Identify and describe the responsibilities of the decision maker. This should set the scope of the problem.</w:t>
       </w:r>
     </w:p>
     <w:p>
@@ -2317,29 +2317,18 @@
         </w:numPr>
       </w:pPr>
       <w:r>
-        <w:t xml:space="preserve">What are the types of decisions? Use the </w:t>
+        <w:t xml:space="preserve">Use the </w:t>
       </w:r>
-      <w:hyperlink r:id="rId8" w:anchor="types-of-decision-settings" w:history="1">
+      <w:hyperlink r:id="rId16">
         <w:r>
           <w:rPr>
             <w:rStyle w:val="Hyperlink"/>
           </w:rPr>
-          <w:t>list of decision types here as a guide</w:t>
+          <w:t xml:space="preserve">metrics pyramid tool</w:t>
         </w:r>
       </w:hyperlink>
       <w:r>
-        <w:t xml:space="preserve">, illustrated by the </w:t>
-      </w:r>
-      <w:hyperlink r:id="rId9" w:anchor="from-apps-to-types" w:history="1">
-        <w:r>
-          <w:rPr>
-            <w:rStyle w:val="Hyperlink"/>
-          </w:rPr>
-          <w:t>applications here</w:t>
-        </w:r>
-      </w:hyperlink>
-      <w:r>
-        <w:t xml:space="preserve">.  </w:t>
+        <w:t xml:space="preserve"> to identify and prioritize the different performance metrics. Click on the oval holding the metric to identify whether it is a metric to be maximized (green), minimized (red), a target that is a floor (light green) or a ceiling (light red), or finally a target (purple).</w:t>
       </w:r>
     </w:p>
     <w:p>
@@ -2353,16 +2342,27 @@
       <w:r>
         <w:t xml:space="preserve">Use the </w:t>
       </w:r>
-      <w:hyperlink r:id="rId10" w:history="1">
+      <w:hyperlink r:id="rId17">
         <w:r>
           <w:rPr>
             <w:rStyle w:val="Hyperlink"/>
           </w:rPr>
-          <w:t>interactive framing matrix here</w:t>
+          <w:t xml:space="preserve">decision prioritization tool</w:t>
         </w:r>
       </w:hyperlink>
       <w:r>
-        <w:t xml:space="preserve"> to fill out the performance metrics along the top (from most to least important) followed by the list of decisions (in any order).  Use your judgment to assess whether the impact of each decision on each metric is H (high impact), M (medium), L (low) or N (none).  Finally, use the resulting matrix to rank the decisions in terms of their impact on the most important metrics.</w:t>
+        <w:t xml:space="preserve"> to first list the different types of decisions (use the </w:t>
+      </w:r>
+      <w:hyperlink r:id="rId18">
+        <w:r>
+          <w:rPr>
+            <w:rStyle w:val="Hyperlink"/>
+          </w:rPr>
+          <w:t xml:space="preserve">types of decisions</w:t>
+        </w:r>
+      </w:hyperlink>
+      <w:r>
+        <w:t xml:space="preserve"> as a guide). These will then populate the rows of the matrix to the right, where the columns are the performance metrics sorted left to right by the priority in the pyramid above. Click on each cell to indicate if the impact of the decision on each metric is high (red), medium (orange), low (yellow) or none (white).</w:t>
       </w:r>
     </w:p>
     <w:p>
@@ -2374,18 +2374,7 @@
         </w:numPr>
       </w:pPr>
       <w:r>
-        <w:t xml:space="preserve">What are the different sources of uncertainty?  Use the </w:t>
-      </w:r>
-      <w:hyperlink r:id="rId11" w:anchor="categories" w:history="1">
-        <w:r>
-          <w:rPr>
-            <w:rStyle w:val="Hyperlink"/>
-          </w:rPr>
-          <w:t>12 categories of uncertainty here as a guide</w:t>
-        </w:r>
-      </w:hyperlink>
-      <w:r>
-        <w:t>.</w:t>
+        <w:t xml:space="preserve">You can grab the handle (three bars) farthest to the left on each row to move it up or down. Sort the rows so that the decisions with the greatest impact on the most important metrics are toward the top. The cells in the upper left-hand corner should have the greatest concentration of red and orange cells. At this point identify the decisions that should receive the most attention in your study. If you do not have any decisions with a medium or high impact on the most important metrics, revisit your list of decisions.</w:t>
       </w:r>
     </w:p>
     <w:p>
@@ -2397,7 +2386,41 @@
         </w:numPr>
       </w:pPr>
       <w:r>
-        <w:t>Repeat the exercise in (3), but this time using uncertainties instead of decisions.</w:t>
+        <w:t xml:space="preserve">Repeat the process to list and prioritize the uncertainties using the </w:t>
+      </w:r>
+      <w:hyperlink r:id="rId19">
+        <w:r>
+          <w:rPr>
+            <w:rStyle w:val="Hyperlink"/>
+          </w:rPr>
+          <w:t xml:space="preserve">uncertainty prioritization tool</w:t>
+        </w:r>
+      </w:hyperlink>
+      <w:r>
+        <w:t xml:space="preserve">. Use the </w:t>
+      </w:r>
+      <w:hyperlink r:id="rId20">
+        <w:r>
+          <w:rPr>
+            <w:rStyle w:val="Hyperlink"/>
+          </w:rPr>
+          <w:t xml:space="preserve">categories of uncertainty</w:t>
+        </w:r>
+      </w:hyperlink>
+      <w:r>
+        <w:t xml:space="preserve"> to help you identify these.</w:t>
+      </w:r>
+    </w:p>
+    <w:p>
+      <w:pPr>
+        <w:pStyle w:val="ListParagraph"/>
+        <w:numPr>
+          <w:ilvl w:val="0"/>
+          <w:numId w:val="10"/>
+        </w:numPr>
+      </w:pPr>
+      <w:r>
+        <w:t xml:space="preserve">It is important to differentiate uncertainties that can be evaluated on average, or as risk events:</w:t>
       </w:r>
     </w:p>
     <w:p>
@@ -2409,7 +2432,7 @@
         </w:numPr>
       </w:pPr>
       <w:r>
-        <w:t>Which sources of uncertainty would be captured using average performance over time?</w:t>
+        <w:t xml:space="preserve">Which sources of uncertainty would be captured using average performance over time?</w:t>
       </w:r>
     </w:p>
     <w:p>
@@ -2421,7 +2444,7 @@
         </w:numPr>
       </w:pPr>
       <w:r>
-        <w:t>Which sources of uncertainty represent forms of risk that are not properly captured using averages?</w:t>
+        <w:t xml:space="preserve">Which sources of uncertainty represent forms of risk that are not properly captured using averages?</w:t>
       </w:r>
     </w:p>
     <w:p>
@@ -2433,7 +2456,7 @@
         </w:numPr>
       </w:pPr>
       <w:r>
-        <w:t xml:space="preserve">Choose the single decision that seems to have the highest impact on the most important metric.  </w:t>
+        <w:t xml:space="preserve">Choose the single decision that seems to have the highest impact on the most important metric.</w:t>
       </w:r>
     </w:p>
     <w:p>
@@ -2445,7 +2468,7 @@
         </w:numPr>
       </w:pPr>
       <w:r>
-        <w:t>What approach do you think you would use to make this decision?</w:t>
+        <w:t xml:space="preserve">What approach do you think you would use to make this decision?</w:t>
       </w:r>
     </w:p>
     <w:p>
@@ -2457,7 +2480,7 @@
         </w:numPr>
       </w:pPr>
       <w:r>
-        <w:t>What data appears to be necessary to make this decision, including the calculation of any performance metrics where the decision would have a high or medium impact.</w:t>
+        <w:t xml:space="preserve">What data appears to be necessary to make this decision, including the calculation of any performance metrics where the decision would have a high or medium impact.</w:t>
       </w:r>
     </w:p>
     <w:p>
@@ -2469,7 +2492,7 @@
         </w:numPr>
       </w:pPr>
       <w:r>
-        <w:t>Using the same decision you identified in (6), identify the people, departments, groups or organizations that you would need to work with to implement the decision?</w:t>
+        <w:t xml:space="preserve">Using the same decision you identified in (7), identify the people, departments, groups or organizations that you would need to work with to implement the decision.</w:t>
       </w:r>
     </w:p>
     <w:p>
